--- a/resumes/SaaS_resume.docx
+++ b/resumes/SaaS_resume.docx
@@ -435,13 +435,7 @@
         <w:rPr>
           <w:rFonts w:ascii="Aptos Display" w:hAnsi="Aptos Display"/>
         </w:rPr>
-        <w:t>01/</w:t>
-      </w:r>
-      <w:r>
-        <w:rPr>
-          <w:rFonts w:ascii="Aptos Display" w:hAnsi="Aptos Display"/>
-        </w:rPr>
-        <w:t>2026</w:t>
+        <w:t>current</w:t>
       </w:r>
     </w:p>
     <w:p>

--- a/resumes/SaaS_resume.docx
+++ b/resumes/SaaS_resume.docx
@@ -128,13 +128,14 @@
         </w:rPr>
         <w:t xml:space="preserve"> </w:t>
       </w:r>
-      <w:hyperlink r:id="rId8">
+      <w:hyperlink r:id="rId8" w:history="1">
         <w:r>
           <w:rPr>
+            <w:rStyle w:val="Hyperlink"/>
             <w:rFonts w:ascii="Aptos Display" w:hAnsi="Aptos Display" w:cs="Times New Roman"/>
             <w:w w:val="105"/>
           </w:rPr>
-          <w:t>david_1428@outlook.com</w:t>
+          <w:t>capture456@outlook.com</w:t>
         </w:r>
       </w:hyperlink>
       <w:r>
@@ -414,6 +415,28 @@
     </w:p>
     <w:p>
       <w:pPr>
+        <w:ind w:left="331"/>
+        <w:rPr>
+          <w:rFonts w:ascii="Aptos Display" w:hAnsi="Aptos Display"/>
+          <w:spacing w:val="-4"/>
+          <w:w w:val="105"/>
+          <w:sz w:val="26"/>
+          <w:szCs w:val="26"/>
+        </w:rPr>
+      </w:pPr>
+      <w:r>
+        <w:rPr>
+          <w:rFonts w:ascii="Aptos Display" w:hAnsi="Aptos Display"/>
+          <w:spacing w:val="-4"/>
+          <w:w w:val="105"/>
+          <w:sz w:val="26"/>
+          <w:szCs w:val="26"/>
+        </w:rPr>
+        <w:t>Industry / Client Focus: Small business platforms, automation, database-backed applications</w:t>
+      </w:r>
+    </w:p>
+    <w:p>
+      <w:pPr>
         <w:pStyle w:val="Subtitle"/>
         <w:rPr>
           <w:rFonts w:ascii="Aptos Display" w:hAnsi="Aptos Display"/>
@@ -526,6 +549,61 @@
     </w:p>
     <w:p>
       <w:pPr>
+        <w:keepNext/>
+        <w:keepLines/>
+        <w:widowControl/>
+        <w:ind w:left="331"/>
+        <w:rPr>
+          <w:rFonts w:ascii="Aptos Display" w:hAnsi="Aptos Display"/>
+          <w:spacing w:val="-4"/>
+          <w:w w:val="105"/>
+          <w:sz w:val="26"/>
+          <w:szCs w:val="26"/>
+        </w:rPr>
+      </w:pPr>
+      <w:r>
+        <w:rPr>
+          <w:rFonts w:ascii="Aptos Display" w:hAnsi="Aptos Display"/>
+          <w:spacing w:val="-4"/>
+          <w:w w:val="105"/>
+          <w:sz w:val="26"/>
+          <w:szCs w:val="26"/>
+        </w:rPr>
+        <w:t xml:space="preserve">Industry / Client Focus: </w:t>
+      </w:r>
+      <w:r>
+        <w:rPr>
+          <w:rFonts w:ascii="Aptos Display" w:hAnsi="Aptos Display"/>
+          <w:spacing w:val="-4"/>
+          <w:w w:val="105"/>
+          <w:sz w:val="26"/>
+          <w:szCs w:val="26"/>
+        </w:rPr>
+        <w:t>Oil &amp; Gas, p</w:t>
+      </w:r>
+      <w:r>
+        <w:rPr>
+          <w:rFonts w:ascii="Aptos Display" w:hAnsi="Aptos Display" w:cs="Times New Roman"/>
+          <w:spacing w:val="-4"/>
+          <w:w w:val="105"/>
+          <w:sz w:val="26"/>
+          <w:szCs w:val="26"/>
+        </w:rPr>
+        <w:t>rovides professional services for energy infrastruct</w:t>
+      </w:r>
+      <w:r>
+        <w:rPr>
+          <w:rFonts w:ascii="Aptos Display" w:hAnsi="Aptos Display"/>
+          <w:spacing w:val="-4"/>
+          <w:w w:val="105"/>
+          <w:sz w:val="26"/>
+          <w:szCs w:val="26"/>
+        </w:rPr>
+        <w:t>ure</w:t>
+      </w:r>
+    </w:p>
+    <w:p>
+      <w:pPr>
         <w:pStyle w:val="Subtitle"/>
         <w:rPr>
           <w:rFonts w:ascii="Aptos Display" w:hAnsi="Aptos Display"/>
@@ -609,6 +687,7 @@
         <w:rPr>
           <w:rFonts w:ascii="Aptos Display" w:hAnsi="Aptos Display"/>
         </w:rPr>
+        <w:lastRenderedPageBreak/>
         <w:t xml:space="preserve">Established SQL performance standards and tuning practices across large-scale relational systems (Azure SQL, SQL Server). </w:t>
       </w:r>
     </w:p>
@@ -638,7 +717,6 @@
         <w:rPr>
           <w:rFonts w:ascii="Aptos Display" w:hAnsi="Aptos Display"/>
         </w:rPr>
-        <w:lastRenderedPageBreak/>
         <w:t>Contributed to architecture discussions around distributed processing, system interoperability, and service-based design.</w:t>
       </w:r>
     </w:p>
@@ -658,6 +736,38 @@
     </w:p>
     <w:p>
       <w:pPr>
+        <w:ind w:left="331"/>
+        <w:rPr>
+          <w:rFonts w:ascii="Aptos Display" w:hAnsi="Aptos Display"/>
+          <w:spacing w:val="-4"/>
+          <w:w w:val="105"/>
+          <w:sz w:val="26"/>
+          <w:szCs w:val="26"/>
+        </w:rPr>
+      </w:pPr>
+      <w:r>
+        <w:rPr>
+          <w:rFonts w:ascii="Aptos Display" w:hAnsi="Aptos Display"/>
+          <w:spacing w:val="-4"/>
+          <w:w w:val="105"/>
+          <w:sz w:val="26"/>
+          <w:szCs w:val="26"/>
+        </w:rPr>
+        <w:t xml:space="preserve">Industry / Client Focus: </w:t>
+      </w:r>
+      <w:r>
+        <w:rPr>
+          <w:rFonts w:ascii="Aptos Display" w:hAnsi="Aptos Display"/>
+          <w:spacing w:val="-4"/>
+          <w:w w:val="105"/>
+          <w:sz w:val="26"/>
+          <w:szCs w:val="26"/>
+        </w:rPr>
+        <w:t>legacy modernization enterprise applications</w:t>
+      </w:r>
+    </w:p>
+    <w:p>
+      <w:pPr>
         <w:pStyle w:val="Subtitle"/>
         <w:rPr>
           <w:rFonts w:ascii="Aptos Display" w:hAnsi="Aptos Display"/>
@@ -742,6 +852,38 @@
           <w:rFonts w:ascii="Aptos Display" w:hAnsi="Aptos Display"/>
         </w:rPr>
         <w:t>Steton Technology Group — Lead Architect</w:t>
+      </w:r>
+    </w:p>
+    <w:p>
+      <w:pPr>
+        <w:ind w:left="331"/>
+        <w:rPr>
+          <w:rFonts w:ascii="Aptos Display" w:hAnsi="Aptos Display"/>
+          <w:spacing w:val="-4"/>
+          <w:w w:val="105"/>
+          <w:sz w:val="26"/>
+          <w:szCs w:val="26"/>
+        </w:rPr>
+      </w:pPr>
+      <w:r>
+        <w:rPr>
+          <w:rFonts w:ascii="Aptos Display" w:hAnsi="Aptos Display"/>
+          <w:spacing w:val="-4"/>
+          <w:w w:val="105"/>
+          <w:sz w:val="26"/>
+          <w:szCs w:val="26"/>
+        </w:rPr>
+        <w:t xml:space="preserve">Industry / Client Focus: </w:t>
+      </w:r>
+      <w:r>
+        <w:rPr>
+          <w:rFonts w:ascii="Aptos Display" w:hAnsi="Aptos Display"/>
+          <w:spacing w:val="-4"/>
+          <w:w w:val="105"/>
+          <w:sz w:val="26"/>
+          <w:szCs w:val="26"/>
+        </w:rPr>
+        <w:t>Food &amp; Hospitality, SaaS platforms, mobile data collection</w:t>
       </w:r>
     </w:p>
     <w:p>
@@ -888,6 +1030,38 @@
     </w:p>
     <w:p>
       <w:pPr>
+        <w:ind w:left="331"/>
+        <w:rPr>
+          <w:rFonts w:ascii="Aptos Display" w:hAnsi="Aptos Display"/>
+          <w:spacing w:val="-4"/>
+          <w:w w:val="105"/>
+          <w:sz w:val="26"/>
+          <w:szCs w:val="26"/>
+        </w:rPr>
+      </w:pPr>
+      <w:r>
+        <w:rPr>
+          <w:rFonts w:ascii="Aptos Display" w:hAnsi="Aptos Display"/>
+          <w:spacing w:val="-4"/>
+          <w:w w:val="105"/>
+          <w:sz w:val="26"/>
+          <w:szCs w:val="26"/>
+        </w:rPr>
+        <w:t xml:space="preserve">Industry / Client Focus: </w:t>
+      </w:r>
+      <w:r>
+        <w:rPr>
+          <w:rFonts w:ascii="Aptos Display" w:hAnsi="Aptos Display"/>
+          <w:spacing w:val="-4"/>
+          <w:w w:val="105"/>
+          <w:sz w:val="26"/>
+          <w:szCs w:val="26"/>
+        </w:rPr>
+        <w:t>Software, iPaaS</w:t>
+      </w:r>
+    </w:p>
+    <w:p>
+      <w:pPr>
         <w:pStyle w:val="Subtitle"/>
         <w:rPr>
           <w:rFonts w:ascii="Aptos Display" w:hAnsi="Aptos Display"/>
@@ -982,6 +1156,41 @@
     </w:p>
     <w:p>
       <w:pPr>
+        <w:keepNext/>
+        <w:keepLines/>
+        <w:widowControl/>
+        <w:ind w:left="331"/>
+        <w:rPr>
+          <w:rFonts w:ascii="Aptos Display" w:hAnsi="Aptos Display"/>
+          <w:spacing w:val="-4"/>
+          <w:w w:val="105"/>
+          <w:sz w:val="26"/>
+          <w:szCs w:val="26"/>
+        </w:rPr>
+      </w:pPr>
+      <w:r>
+        <w:rPr>
+          <w:rFonts w:ascii="Aptos Display" w:hAnsi="Aptos Display"/>
+          <w:spacing w:val="-4"/>
+          <w:w w:val="105"/>
+          <w:sz w:val="26"/>
+          <w:szCs w:val="26"/>
+        </w:rPr>
+        <w:t xml:space="preserve">Industry / Client Focus: </w:t>
+      </w:r>
+      <w:r>
+        <w:rPr>
+          <w:rFonts w:ascii="Aptos Display" w:hAnsi="Aptos Display"/>
+          <w:spacing w:val="-4"/>
+          <w:w w:val="105"/>
+          <w:sz w:val="26"/>
+          <w:szCs w:val="26"/>
+        </w:rPr>
+        <w:t>Professional Services</w:t>
+      </w:r>
+    </w:p>
+    <w:p>
+      <w:pPr>
         <w:pStyle w:val="Subtitle"/>
         <w:rPr>
           <w:rFonts w:ascii="Aptos Display" w:hAnsi="Aptos Display"/>
@@ -1051,11 +1260,47 @@
         <w:rPr>
           <w:rFonts w:ascii="Aptos Display" w:hAnsi="Aptos Display"/>
         </w:rPr>
+        <w:lastRenderedPageBreak/>
         <w:t>Fluor Corporation — EAI Team Lead</w:t>
       </w:r>
     </w:p>
     <w:p>
       <w:pPr>
+        <w:keepNext/>
+        <w:keepLines/>
+        <w:widowControl/>
+        <w:ind w:left="331"/>
+        <w:rPr>
+          <w:rFonts w:ascii="Aptos Display" w:hAnsi="Aptos Display"/>
+          <w:spacing w:val="-4"/>
+          <w:w w:val="105"/>
+          <w:sz w:val="26"/>
+          <w:szCs w:val="26"/>
+        </w:rPr>
+      </w:pPr>
+      <w:r>
+        <w:rPr>
+          <w:rFonts w:ascii="Aptos Display" w:hAnsi="Aptos Display"/>
+          <w:spacing w:val="-4"/>
+          <w:w w:val="105"/>
+          <w:sz w:val="26"/>
+          <w:szCs w:val="26"/>
+        </w:rPr>
+        <w:t xml:space="preserve">Industry / Client Focus: </w:t>
+      </w:r>
+      <w:r>
+        <w:rPr>
+          <w:rFonts w:ascii="Aptos Display" w:hAnsi="Aptos Display"/>
+          <w:spacing w:val="-4"/>
+          <w:w w:val="105"/>
+          <w:sz w:val="26"/>
+          <w:szCs w:val="26"/>
+        </w:rPr>
+        <w:t>Engineering, procurement, and construction, large scale projects</w:t>
+      </w:r>
+    </w:p>
+    <w:p>
+      <w:pPr>
         <w:pStyle w:val="Subtitle"/>
         <w:rPr>
           <w:rFonts w:ascii="Aptos Display" w:hAnsi="Aptos Display"/>
@@ -1089,6 +1334,8 @@
     <w:p>
       <w:pPr>
         <w:pStyle w:val="BulletedList"/>
+        <w:keepNext/>
+        <w:keepLines/>
         <w:rPr>
           <w:rFonts w:ascii="Aptos Display" w:hAnsi="Aptos Display"/>
         </w:rPr>
@@ -1125,8 +1372,42 @@
         <w:rPr>
           <w:rFonts w:ascii="Aptos Display" w:hAnsi="Aptos Display"/>
         </w:rPr>
-        <w:lastRenderedPageBreak/>
         <w:t>PM Realty Group — MIS Manager</w:t>
+      </w:r>
+    </w:p>
+    <w:p>
+      <w:pPr>
+        <w:keepNext/>
+        <w:keepLines/>
+        <w:widowControl/>
+        <w:ind w:left="331"/>
+        <w:rPr>
+          <w:rFonts w:ascii="Aptos Display" w:hAnsi="Aptos Display"/>
+          <w:spacing w:val="-4"/>
+          <w:w w:val="105"/>
+          <w:sz w:val="26"/>
+          <w:szCs w:val="26"/>
+        </w:rPr>
+      </w:pPr>
+      <w:r>
+        <w:rPr>
+          <w:rFonts w:ascii="Aptos Display" w:hAnsi="Aptos Display"/>
+          <w:spacing w:val="-4"/>
+          <w:w w:val="105"/>
+          <w:sz w:val="26"/>
+          <w:szCs w:val="26"/>
+        </w:rPr>
+        <w:t xml:space="preserve">Industry / Client Focus: </w:t>
+      </w:r>
+      <w:r>
+        <w:rPr>
+          <w:rFonts w:ascii="Aptos Display" w:hAnsi="Aptos Display"/>
+          <w:spacing w:val="-4"/>
+          <w:w w:val="105"/>
+          <w:sz w:val="26"/>
+          <w:szCs w:val="26"/>
+        </w:rPr>
+        <w:t>Asset management, real estate</w:t>
       </w:r>
     </w:p>
     <w:p>
@@ -1189,6 +1470,38 @@
           <w:rFonts w:ascii="Aptos Display" w:hAnsi="Aptos Display"/>
         </w:rPr>
         <w:t>Access Development Corp — System Administrator / Programmer</w:t>
+      </w:r>
+    </w:p>
+    <w:p>
+      <w:pPr>
+        <w:ind w:left="331"/>
+        <w:rPr>
+          <w:rFonts w:ascii="Aptos Display" w:hAnsi="Aptos Display"/>
+          <w:spacing w:val="-4"/>
+          <w:w w:val="105"/>
+          <w:sz w:val="26"/>
+          <w:szCs w:val="26"/>
+        </w:rPr>
+      </w:pPr>
+      <w:r>
+        <w:rPr>
+          <w:rFonts w:ascii="Aptos Display" w:hAnsi="Aptos Display"/>
+          <w:spacing w:val="-4"/>
+          <w:w w:val="105"/>
+          <w:sz w:val="26"/>
+          <w:szCs w:val="26"/>
+        </w:rPr>
+        <w:t xml:space="preserve">Industry / Client Focus: </w:t>
+      </w:r>
+      <w:r>
+        <w:rPr>
+          <w:rFonts w:ascii="Aptos Display" w:hAnsi="Aptos Display"/>
+          <w:spacing w:val="-4"/>
+          <w:w w:val="105"/>
+          <w:sz w:val="26"/>
+          <w:szCs w:val="26"/>
+        </w:rPr>
+        <w:t>Travel and merchandise discount platform</w:t>
       </w:r>
     </w:p>
     <w:p>
@@ -1589,6 +1902,7 @@
         <w:rPr>
           <w:rFonts w:ascii="Aptos Display" w:hAnsi="Aptos Display"/>
         </w:rPr>
+        <w:lastRenderedPageBreak/>
         <w:t>Cloud &amp; DevOps</w:t>
       </w:r>
     </w:p>
@@ -1761,7 +2075,12 @@
       </w:pPr>
     </w:p>
     <w:sectPr>
-      <w:footerReference w:type="default" r:id="rId9"/>
+      <w:headerReference w:type="even" r:id="rId9"/>
+      <w:headerReference w:type="default" r:id="rId10"/>
+      <w:footerReference w:type="even" r:id="rId11"/>
+      <w:footerReference w:type="default" r:id="rId12"/>
+      <w:headerReference w:type="first" r:id="rId13"/>
+      <w:footerReference w:type="first" r:id="rId14"/>
       <w:type w:val="continuous"/>
       <w:pgSz w:w="12240" w:h="15840"/>
       <w:pgMar w:top="980" w:right="720" w:bottom="700" w:left="720" w:header="0" w:footer="507" w:gutter="0"/>
@@ -1794,151 +2113,267 @@
 <w:ftr xmlns:wpc="http://schemas.microsoft.com/office/word/2010/wordprocessingCanvas" xmlns:cx="http://schemas.microsoft.com/office/drawing/2014/chartex" xmlns:cx1="http://schemas.microsoft.com/office/drawing/2015/9/8/chartex" xmlns:cx2="http://schemas.microsoft.com/office/drawing/2015/10/21/chartex" xmlns:cx3="http://schemas.microsoft.com/office/drawing/2016/5/9/chartex" xmlns:cx4="http://schemas.microsoft.com/office/drawing/2016/5/10/chartex" xmlns:cx5="http://schemas.microsoft.com/office/drawing/2016/5/11/chartex" xmlns:cx6="http://schemas.microsoft.com/office/drawing/2016/5/12/chartex" xmlns:cx7="http://schemas.microsoft.com/office/drawing/2016/5/13/chartex" xmlns:cx8="http://schemas.microsoft.com/office/drawing/2016/5/14/chartex" xmlns:mc="http://schemas.openxmlformats.org/markup-compatibility/2006" xmlns:aink="http://schemas.microsoft.com/office/drawing/2016/ink" xmlns:am3d="http://schemas.microsoft.com/office/drawing/2017/model3d" xmlns:o="urn:schemas-microsoft-com:office:office" xmlns:oel="http://schemas.microsoft.com/office/2019/extlst" xmlns:r="http://schemas.openxmlformats.org/officeDocument/2006/relationships" xmlns:m="http://schemas.openxmlformats.org/officeDocument/2006/math" xmlns:v="urn:schemas-microsoft-com:vml" xmlns:wp14="http://schemas.microsoft.com/office/word/2010/wordprocessingDrawing" xmlns:wp="http://schemas.openxmlformats.org/drawingml/2006/wordprocessingDrawing" xmlns:w10="urn:schemas-microsoft-com:office:word" xmlns:w="http://schemas.openxmlformats.org/wordprocessingml/2006/main" xmlns:w14="http://schemas.microsoft.com/office/word/2010/wordml" xmlns:w15="http://schemas.microsoft.com/office/word/2012/wordml" xmlns:w16cex="http://schemas.microsoft.com/office/word/2018/wordml/cex" xmlns:w16cid="http://schemas.microsoft.com/office/word/2016/wordml/cid" xmlns:w16="http://schemas.microsoft.com/office/word/2018/wordml" xmlns:w16du="http://schemas.microsoft.com/office/word/2023/wordml/word16du" xmlns:w16sdtdh="http://schemas.microsoft.com/office/word/2020/wordml/sdtdatahash" xmlns:w16sdtfl="http://schemas.microsoft.com/office/word/2024/wordml/sdtformatlock" xmlns:w16se="http://schemas.microsoft.com/office/word/2015/wordml/symex" xmlns:wpg="http://schemas.microsoft.com/office/word/2010/wordprocessingGroup" xmlns:wpi="http://schemas.microsoft.com/office/word/2010/wordprocessingInk" xmlns:wne="http://schemas.microsoft.com/office/word/2006/wordml" xmlns:wps="http://schemas.microsoft.com/office/word/2010/wordprocessingShape" mc:Ignorable="w14 w15 w16se w16cid w16 w16cex w16sdtdh w16sdtfl w16du wp14">
   <w:p>
     <w:pPr>
+      <w:pStyle w:val="Footer"/>
+    </w:pPr>
+  </w:p>
+</w:ftr>
+</file>
+
+<file path=word/footer2.xml><?xml version="1.0" encoding="utf-8"?>
+<w:ftr xmlns:wpc="http://schemas.microsoft.com/office/word/2010/wordprocessingCanvas" xmlns:cx="http://schemas.microsoft.com/office/drawing/2014/chartex" xmlns:cx1="http://schemas.microsoft.com/office/drawing/2015/9/8/chartex" xmlns:cx2="http://schemas.microsoft.com/office/drawing/2015/10/21/chartex" xmlns:cx3="http://schemas.microsoft.com/office/drawing/2016/5/9/chartex" xmlns:cx4="http://schemas.microsoft.com/office/drawing/2016/5/10/chartex" xmlns:cx5="http://schemas.microsoft.com/office/drawing/2016/5/11/chartex" xmlns:cx6="http://schemas.microsoft.com/office/drawing/2016/5/12/chartex" xmlns:cx7="http://schemas.microsoft.com/office/drawing/2016/5/13/chartex" xmlns:cx8="http://schemas.microsoft.com/office/drawing/2016/5/14/chartex" xmlns:mc="http://schemas.openxmlformats.org/markup-compatibility/2006" xmlns:aink="http://schemas.microsoft.com/office/drawing/2016/ink" xmlns:am3d="http://schemas.microsoft.com/office/drawing/2017/model3d" xmlns:o="urn:schemas-microsoft-com:office:office" xmlns:oel="http://schemas.microsoft.com/office/2019/extlst" xmlns:r="http://schemas.openxmlformats.org/officeDocument/2006/relationships" xmlns:m="http://schemas.openxmlformats.org/officeDocument/2006/math" xmlns:v="urn:schemas-microsoft-com:vml" xmlns:wp14="http://schemas.microsoft.com/office/word/2010/wordprocessingDrawing" xmlns:wp="http://schemas.openxmlformats.org/drawingml/2006/wordprocessingDrawing" xmlns:w10="urn:schemas-microsoft-com:office:word" xmlns:w="http://schemas.openxmlformats.org/wordprocessingml/2006/main" xmlns:w14="http://schemas.microsoft.com/office/word/2010/wordml" xmlns:w15="http://schemas.microsoft.com/office/word/2012/wordml" xmlns:w16cex="http://schemas.microsoft.com/office/word/2018/wordml/cex" xmlns:w16cid="http://schemas.microsoft.com/office/word/2016/wordml/cid" xmlns:w16="http://schemas.microsoft.com/office/word/2018/wordml" xmlns:w16du="http://schemas.microsoft.com/office/word/2023/wordml/word16du" xmlns:w16sdtdh="http://schemas.microsoft.com/office/word/2020/wordml/sdtdatahash" xmlns:w16sdtfl="http://schemas.microsoft.com/office/word/2024/wordml/sdtformatlock" xmlns:w16se="http://schemas.microsoft.com/office/word/2015/wordml/symex" xmlns:wpg="http://schemas.microsoft.com/office/word/2010/wordprocessingGroup" xmlns:wpi="http://schemas.microsoft.com/office/word/2010/wordprocessingInk" xmlns:wne="http://schemas.microsoft.com/office/word/2006/wordml" xmlns:wps="http://schemas.microsoft.com/office/word/2010/wordprocessingShape" mc:Ignorable="w14 w15 w16se w16cid w16 w16cex w16sdtdh w16sdtfl w16du wp14">
+  <w:p>
+    <w:pPr>
+      <w:pStyle w:val="Footer"/>
+      <w:pBdr>
+        <w:bottom w:val="single" w:sz="6" w:space="1" w:color="auto"/>
+      </w:pBdr>
+      <w:tabs>
+        <w:tab w:val="clear" w:pos="4680"/>
+        <w:tab w:val="clear" w:pos="9360"/>
+        <w:tab w:val="right" w:pos="10560"/>
+      </w:tabs>
+      <w:rPr>
+        <w:rFonts w:ascii="Aptos Display" w:hAnsi="Aptos Display"/>
+      </w:rPr>
+    </w:pPr>
+  </w:p>
+  <w:p>
+    <w:pPr>
+      <w:pStyle w:val="Footer"/>
+      <w:tabs>
+        <w:tab w:val="clear" w:pos="4680"/>
+        <w:tab w:val="clear" w:pos="9360"/>
+        <w:tab w:val="right" w:pos="10780"/>
+      </w:tabs>
+      <w:rPr>
+        <w:rFonts w:ascii="Aptos Display" w:hAnsi="Aptos Display"/>
+      </w:rPr>
+    </w:pPr>
+    <w:r>
+      <w:rPr>
+        <w:rFonts w:ascii="Aptos Display" w:hAnsi="Aptos Display"/>
+      </w:rPr>
+      <w:t>David Omer •</w:t>
+    </w:r>
+    <w:r>
+      <w:rPr>
+        <w:rFonts w:ascii="Aptos Display" w:hAnsi="Aptos Display"/>
+        <w:spacing w:val="46"/>
+      </w:rPr>
+      <w:t xml:space="preserve"> </w:t>
+    </w:r>
+    <w:hyperlink r:id="rId1" w:history="1">
+      <w:r>
+        <w:rPr>
+          <w:rStyle w:val="Hyperlink"/>
+          <w:rFonts w:ascii="Aptos Display" w:hAnsi="Aptos Display"/>
+        </w:rPr>
+        <w:t>capture456@outlook.com</w:t>
+      </w:r>
+    </w:hyperlink>
+    <w:r>
+      <w:rPr>
+        <w:rFonts w:ascii="Aptos Display" w:hAnsi="Aptos Display"/>
+        <w:spacing w:val="47"/>
+      </w:rPr>
+      <w:t xml:space="preserve"> </w:t>
+    </w:r>
+    <w:r>
+      <w:rPr>
+        <w:rFonts w:ascii="Aptos Display" w:hAnsi="Aptos Display"/>
+      </w:rPr>
+      <w:t>•</w:t>
+    </w:r>
+    <w:r>
+      <w:rPr>
+        <w:rFonts w:ascii="Aptos Display" w:hAnsi="Aptos Display"/>
+        <w:spacing w:val="46"/>
+      </w:rPr>
+      <w:t xml:space="preserve"> </w:t>
+    </w:r>
+    <w:r>
+      <w:rPr>
+        <w:rFonts w:ascii="Aptos Display" w:hAnsi="Aptos Display"/>
+      </w:rPr>
+      <w:t>+1</w:t>
+    </w:r>
+    <w:r>
+      <w:rPr>
+        <w:rFonts w:ascii="Aptos Display" w:hAnsi="Aptos Display"/>
+        <w:spacing w:val="-3"/>
+      </w:rPr>
+      <w:t xml:space="preserve"> </w:t>
+    </w:r>
+    <w:r>
+      <w:rPr>
+        <w:rFonts w:ascii="Aptos Display" w:hAnsi="Aptos Display"/>
+      </w:rPr>
+      <w:t>562-833-4552</w:t>
+    </w:r>
+    <w:r>
+      <w:rPr>
+        <w:rFonts w:ascii="Aptos Display" w:hAnsi="Aptos Display"/>
+      </w:rPr>
+      <w:tab/>
+    </w:r>
+    <w:sdt>
+      <w:sdtPr>
+        <w:rPr>
+          <w:rFonts w:ascii="Aptos Display" w:hAnsi="Aptos Display"/>
+        </w:rPr>
+        <w:id w:val="1486276946"/>
+        <w:docPartObj>
+          <w:docPartGallery w:val="Page Numbers (Bottom of Page)"/>
+          <w:docPartUnique/>
+        </w:docPartObj>
+      </w:sdtPr>
+      <w:sdtEndPr/>
+      <w:sdtContent>
+        <w:sdt>
+          <w:sdtPr>
+            <w:rPr>
+              <w:rFonts w:ascii="Aptos Display" w:hAnsi="Aptos Display"/>
+            </w:rPr>
+            <w:id w:val="-1769616900"/>
+            <w:docPartObj>
+              <w:docPartGallery w:val="Page Numbers (Top of Page)"/>
+              <w:docPartUnique/>
+            </w:docPartObj>
+          </w:sdtPr>
+          <w:sdtEndPr/>
+          <w:sdtContent>
+            <w:r>
+              <w:rPr>
+                <w:rFonts w:ascii="Aptos Display" w:hAnsi="Aptos Display"/>
+              </w:rPr>
+              <w:t xml:space="preserve">Page </w:t>
+            </w:r>
+            <w:r>
+              <w:rPr>
+                <w:rFonts w:ascii="Aptos Display" w:hAnsi="Aptos Display"/>
+                <w:b/>
+                <w:bCs/>
+                <w:sz w:val="24"/>
+                <w:szCs w:val="24"/>
+              </w:rPr>
+              <w:fldChar w:fldCharType="begin"/>
+            </w:r>
+            <w:r>
+              <w:rPr>
+                <w:rFonts w:ascii="Aptos Display" w:hAnsi="Aptos Display"/>
+                <w:b/>
+                <w:bCs/>
+              </w:rPr>
+              <w:instrText xml:space="preserve"> PAGE </w:instrText>
+            </w:r>
+            <w:r>
+              <w:rPr>
+                <w:rFonts w:ascii="Aptos Display" w:hAnsi="Aptos Display"/>
+                <w:b/>
+                <w:bCs/>
+                <w:sz w:val="24"/>
+                <w:szCs w:val="24"/>
+              </w:rPr>
+              <w:fldChar w:fldCharType="separate"/>
+            </w:r>
+            <w:r>
+              <w:rPr>
+                <w:rFonts w:ascii="Aptos Display" w:hAnsi="Aptos Display"/>
+                <w:b/>
+                <w:bCs/>
+                <w:sz w:val="24"/>
+                <w:szCs w:val="24"/>
+              </w:rPr>
+              <w:t>3</w:t>
+            </w:r>
+            <w:r>
+              <w:rPr>
+                <w:rFonts w:ascii="Aptos Display" w:hAnsi="Aptos Display"/>
+                <w:b/>
+                <w:bCs/>
+                <w:sz w:val="24"/>
+                <w:szCs w:val="24"/>
+              </w:rPr>
+              <w:fldChar w:fldCharType="end"/>
+            </w:r>
+            <w:r>
+              <w:rPr>
+                <w:rFonts w:ascii="Aptos Display" w:hAnsi="Aptos Display"/>
+              </w:rPr>
+              <w:t xml:space="preserve"> of </w:t>
+            </w:r>
+            <w:r>
+              <w:rPr>
+                <w:rFonts w:ascii="Aptos Display" w:hAnsi="Aptos Display"/>
+                <w:b/>
+                <w:bCs/>
+                <w:sz w:val="24"/>
+                <w:szCs w:val="24"/>
+              </w:rPr>
+              <w:fldChar w:fldCharType="begin"/>
+            </w:r>
+            <w:r>
+              <w:rPr>
+                <w:rFonts w:ascii="Aptos Display" w:hAnsi="Aptos Display"/>
+                <w:b/>
+                <w:bCs/>
+              </w:rPr>
+              <w:instrText xml:space="preserve"> NUMPAGES  </w:instrText>
+            </w:r>
+            <w:r>
+              <w:rPr>
+                <w:rFonts w:ascii="Aptos Display" w:hAnsi="Aptos Display"/>
+                <w:b/>
+                <w:bCs/>
+                <w:sz w:val="24"/>
+                <w:szCs w:val="24"/>
+              </w:rPr>
+              <w:fldChar w:fldCharType="separate"/>
+            </w:r>
+            <w:r>
+              <w:rPr>
+                <w:rFonts w:ascii="Aptos Display" w:hAnsi="Aptos Display"/>
+                <w:b/>
+                <w:bCs/>
+                <w:sz w:val="24"/>
+                <w:szCs w:val="24"/>
+              </w:rPr>
+              <w:t>4</w:t>
+            </w:r>
+            <w:r>
+              <w:rPr>
+                <w:rFonts w:ascii="Aptos Display" w:hAnsi="Aptos Display"/>
+                <w:b/>
+                <w:bCs/>
+                <w:sz w:val="24"/>
+                <w:szCs w:val="24"/>
+              </w:rPr>
+              <w:fldChar w:fldCharType="end"/>
+            </w:r>
+          </w:sdtContent>
+        </w:sdt>
+      </w:sdtContent>
+    </w:sdt>
+  </w:p>
+  <w:p>
+    <w:pPr>
       <w:pStyle w:val="BodyText"/>
+      <w:tabs>
+        <w:tab w:val="right" w:pos="10560"/>
+      </w:tabs>
       <w:spacing w:line="14" w:lineRule="auto"/>
       <w:ind w:left="0"/>
     </w:pPr>
-    <w:r>
-      <w:rPr>
-        <w:noProof/>
-      </w:rPr>
-      <mc:AlternateContent>
-        <mc:Choice Requires="wps">
-          <w:drawing>
-            <wp:anchor distT="0" distB="0" distL="0" distR="0" simplePos="0" relativeHeight="251658240" behindDoc="1" locked="0" layoutInCell="1" allowOverlap="1" wp14:anchorId="60F405D1" wp14:editId="0C900D7A">
-              <wp:simplePos x="0" y="0"/>
-              <wp:positionH relativeFrom="page">
-                <wp:posOffset>3816464</wp:posOffset>
-              </wp:positionH>
-              <wp:positionV relativeFrom="page">
-                <wp:posOffset>9596878</wp:posOffset>
-              </wp:positionV>
-              <wp:extent cx="152400" cy="205104"/>
-              <wp:effectExtent l="0" t="0" r="0" b="0"/>
-              <wp:wrapNone/>
-              <wp:docPr id="1" name="Textbox 1"/>
-              <wp:cNvGraphicFramePr>
-                <a:graphicFrameLocks xmlns:a="http://schemas.openxmlformats.org/drawingml/2006/main"/>
-              </wp:cNvGraphicFramePr>
-              <a:graphic xmlns:a="http://schemas.openxmlformats.org/drawingml/2006/main">
-                <a:graphicData uri="http://schemas.microsoft.com/office/word/2010/wordprocessingShape">
-                  <wps:wsp>
-                    <wps:cNvSpPr txBox="1">
-                      <a:spLocks/>
-                    </wps:cNvSpPr>
-                    <wps:spPr>
-                      <a:xfrm>
-                        <a:off x="0" y="0"/>
-                        <a:ext cx="152400" cy="205104"/>
-                      </a:xfrm>
-                      <a:prstGeom prst="rect">
-                        <a:avLst/>
-                      </a:prstGeom>
-                    </wps:spPr>
-                    <wps:txbx>
-                      <w:txbxContent>
-                        <w:p>
-                          <w:pPr>
-                            <w:pStyle w:val="BodyText"/>
-                            <w:spacing w:before="34"/>
-                            <w:ind w:left="60"/>
-                          </w:pPr>
-                          <w:r>
-                            <w:rPr>
-                              <w:spacing w:val="-10"/>
-                            </w:rPr>
-                            <w:fldChar w:fldCharType="begin"/>
-                          </w:r>
-                          <w:r>
-                            <w:rPr>
-                              <w:spacing w:val="-10"/>
-                            </w:rPr>
-                            <w:instrText xml:space="preserve"> PAGE </w:instrText>
-                          </w:r>
-                          <w:r>
-                            <w:rPr>
-                              <w:spacing w:val="-10"/>
-                            </w:rPr>
-                            <w:fldChar w:fldCharType="separate"/>
-                          </w:r>
-                          <w:r>
-                            <w:rPr>
-                              <w:spacing w:val="-10"/>
-                            </w:rPr>
-                            <w:t>1</w:t>
-                          </w:r>
-                          <w:r>
-                            <w:rPr>
-                              <w:spacing w:val="-10"/>
-                            </w:rPr>
-                            <w:fldChar w:fldCharType="end"/>
-                          </w:r>
-                        </w:p>
-                      </w:txbxContent>
-                    </wps:txbx>
-                    <wps:bodyPr wrap="square" lIns="0" tIns="0" rIns="0" bIns="0" rtlCol="0">
-                      <a:noAutofit/>
-                    </wps:bodyPr>
-                  </wps:wsp>
-                </a:graphicData>
-              </a:graphic>
-            </wp:anchor>
-          </w:drawing>
-        </mc:Choice>
-        <mc:Fallback>
-          <w:pict>
-            <v:shapetype w14:anchorId="60F405D1" id="_x0000_t202" coordsize="21600,21600" o:spt="202" path="m,l,21600r21600,l21600,xe">
-              <v:stroke joinstyle="miter"/>
-              <v:path gradientshapeok="t" o:connecttype="rect"/>
-            </v:shapetype>
-            <v:shape id="Textbox 1" o:spid="_x0000_s1026" type="#_x0000_t202" style="position:absolute;margin-left:300.5pt;margin-top:755.65pt;width:12pt;height:16.15pt;z-index:-251658240;visibility:visible;mso-wrap-style:square;mso-wrap-distance-left:0;mso-wrap-distance-top:0;mso-wrap-distance-right:0;mso-wrap-distance-bottom:0;mso-position-horizontal:absolute;mso-position-horizontal-relative:page;mso-position-vertical:absolute;mso-position-vertical-relative:page;v-text-anchor:top" o:gfxdata="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" filled="f" stroked="f">
-              <v:textbox inset="0,0,0,0">
-                <w:txbxContent>
-                  <w:p>
-                    <w:pPr>
-                      <w:pStyle w:val="BodyText"/>
-                      <w:spacing w:before="34"/>
-                      <w:ind w:left="60"/>
-                    </w:pPr>
-                    <w:r>
-                      <w:rPr>
-                        <w:spacing w:val="-10"/>
-                      </w:rPr>
-                      <w:fldChar w:fldCharType="begin"/>
-                    </w:r>
-                    <w:r>
-                      <w:rPr>
-                        <w:spacing w:val="-10"/>
-                      </w:rPr>
-                      <w:instrText xml:space="preserve"> PAGE </w:instrText>
-                    </w:r>
-                    <w:r>
-                      <w:rPr>
-                        <w:spacing w:val="-10"/>
-                      </w:rPr>
-                      <w:fldChar w:fldCharType="separate"/>
-                    </w:r>
-                    <w:r>
-                      <w:rPr>
-                        <w:spacing w:val="-10"/>
-                      </w:rPr>
-                      <w:t>1</w:t>
-                    </w:r>
-                    <w:r>
-                      <w:rPr>
-                        <w:spacing w:val="-10"/>
-                      </w:rPr>
-                      <w:fldChar w:fldCharType="end"/>
-                    </w:r>
-                  </w:p>
-                </w:txbxContent>
-              </v:textbox>
-              <w10:wrap anchorx="page" anchory="page"/>
-            </v:shape>
-          </w:pict>
-        </mc:Fallback>
-      </mc:AlternateContent>
-    </w:r>
+  </w:p>
+</w:ftr>
+</file>
+
+<file path=word/footer3.xml><?xml version="1.0" encoding="utf-8"?>
+<w:ftr xmlns:wpc="http://schemas.microsoft.com/office/word/2010/wordprocessingCanvas" xmlns:cx="http://schemas.microsoft.com/office/drawing/2014/chartex" xmlns:cx1="http://schemas.microsoft.com/office/drawing/2015/9/8/chartex" xmlns:cx2="http://schemas.microsoft.com/office/drawing/2015/10/21/chartex" xmlns:cx3="http://schemas.microsoft.com/office/drawing/2016/5/9/chartex" xmlns:cx4="http://schemas.microsoft.com/office/drawing/2016/5/10/chartex" xmlns:cx5="http://schemas.microsoft.com/office/drawing/2016/5/11/chartex" xmlns:cx6="http://schemas.microsoft.com/office/drawing/2016/5/12/chartex" xmlns:cx7="http://schemas.microsoft.com/office/drawing/2016/5/13/chartex" xmlns:cx8="http://schemas.microsoft.com/office/drawing/2016/5/14/chartex" xmlns:mc="http://schemas.openxmlformats.org/markup-compatibility/2006" xmlns:aink="http://schemas.microsoft.com/office/drawing/2016/ink" xmlns:am3d="http://schemas.microsoft.com/office/drawing/2017/model3d" xmlns:o="urn:schemas-microsoft-com:office:office" xmlns:oel="http://schemas.microsoft.com/office/2019/extlst" xmlns:r="http://schemas.openxmlformats.org/officeDocument/2006/relationships" xmlns:m="http://schemas.openxmlformats.org/officeDocument/2006/math" xmlns:v="urn:schemas-microsoft-com:vml" xmlns:wp14="http://schemas.microsoft.com/office/word/2010/wordprocessingDrawing" xmlns:wp="http://schemas.openxmlformats.org/drawingml/2006/wordprocessingDrawing" xmlns:w10="urn:schemas-microsoft-com:office:word" xmlns:w="http://schemas.openxmlformats.org/wordprocessingml/2006/main" xmlns:w14="http://schemas.microsoft.com/office/word/2010/wordml" xmlns:w15="http://schemas.microsoft.com/office/word/2012/wordml" xmlns:w16cex="http://schemas.microsoft.com/office/word/2018/wordml/cex" xmlns:w16cid="http://schemas.microsoft.com/office/word/2016/wordml/cid" xmlns:w16="http://schemas.microsoft.com/office/word/2018/wordml" xmlns:w16du="http://schemas.microsoft.com/office/word/2023/wordml/word16du" xmlns:w16sdtdh="http://schemas.microsoft.com/office/word/2020/wordml/sdtdatahash" xmlns:w16sdtfl="http://schemas.microsoft.com/office/word/2024/wordml/sdtformatlock" xmlns:w16se="http://schemas.microsoft.com/office/word/2015/wordml/symex" xmlns:wpg="http://schemas.microsoft.com/office/word/2010/wordprocessingGroup" xmlns:wpi="http://schemas.microsoft.com/office/word/2010/wordprocessingInk" xmlns:wne="http://schemas.microsoft.com/office/word/2006/wordml" xmlns:wps="http://schemas.microsoft.com/office/word/2010/wordprocessingShape" mc:Ignorable="w14 w15 w16se w16cid w16 w16cex w16sdtdh w16sdtfl w16du wp14">
+  <w:p>
+    <w:pPr>
+      <w:pStyle w:val="Footer"/>
+    </w:pPr>
   </w:p>
 </w:ftr>
 </file>
@@ -1960,6 +2395,36 @@
     </w:p>
   </w:footnote>
 </w:footnotes>
+</file>
+
+<file path=word/header1.xml><?xml version="1.0" encoding="utf-8"?>
+<w:hdr xmlns:wpc="http://schemas.microsoft.com/office/word/2010/wordprocessingCanvas" xmlns:cx="http://schemas.microsoft.com/office/drawing/2014/chartex" xmlns:cx1="http://schemas.microsoft.com/office/drawing/2015/9/8/chartex" xmlns:cx2="http://schemas.microsoft.com/office/drawing/2015/10/21/chartex" xmlns:cx3="http://schemas.microsoft.com/office/drawing/2016/5/9/chartex" xmlns:cx4="http://schemas.microsoft.com/office/drawing/2016/5/10/chartex" xmlns:cx5="http://schemas.microsoft.com/office/drawing/2016/5/11/chartex" xmlns:cx6="http://schemas.microsoft.com/office/drawing/2016/5/12/chartex" xmlns:cx7="http://schemas.microsoft.com/office/drawing/2016/5/13/chartex" xmlns:cx8="http://schemas.microsoft.com/office/drawing/2016/5/14/chartex" xmlns:mc="http://schemas.openxmlformats.org/markup-compatibility/2006" xmlns:aink="http://schemas.microsoft.com/office/drawing/2016/ink" xmlns:am3d="http://schemas.microsoft.com/office/drawing/2017/model3d" xmlns:o="urn:schemas-microsoft-com:office:office" xmlns:oel="http://schemas.microsoft.com/office/2019/extlst" xmlns:r="http://schemas.openxmlformats.org/officeDocument/2006/relationships" xmlns:m="http://schemas.openxmlformats.org/officeDocument/2006/math" xmlns:v="urn:schemas-microsoft-com:vml" xmlns:wp14="http://schemas.microsoft.com/office/word/2010/wordprocessingDrawing" xmlns:wp="http://schemas.openxmlformats.org/drawingml/2006/wordprocessingDrawing" xmlns:w10="urn:schemas-microsoft-com:office:word" xmlns:w="http://schemas.openxmlformats.org/wordprocessingml/2006/main" xmlns:w14="http://schemas.microsoft.com/office/word/2010/wordml" xmlns:w15="http://schemas.microsoft.com/office/word/2012/wordml" xmlns:w16cex="http://schemas.microsoft.com/office/word/2018/wordml/cex" xmlns:w16cid="http://schemas.microsoft.com/office/word/2016/wordml/cid" xmlns:w16="http://schemas.microsoft.com/office/word/2018/wordml" xmlns:w16du="http://schemas.microsoft.com/office/word/2023/wordml/word16du" xmlns:w16sdtdh="http://schemas.microsoft.com/office/word/2020/wordml/sdtdatahash" xmlns:w16sdtfl="http://schemas.microsoft.com/office/word/2024/wordml/sdtformatlock" xmlns:w16se="http://schemas.microsoft.com/office/word/2015/wordml/symex" xmlns:wpg="http://schemas.microsoft.com/office/word/2010/wordprocessingGroup" xmlns:wpi="http://schemas.microsoft.com/office/word/2010/wordprocessingInk" xmlns:wne="http://schemas.microsoft.com/office/word/2006/wordml" xmlns:wps="http://schemas.microsoft.com/office/word/2010/wordprocessingShape" mc:Ignorable="w14 w15 w16se w16cid w16 w16cex w16sdtdh w16sdtfl w16du wp14">
+  <w:p>
+    <w:pPr>
+      <w:pStyle w:val="Header"/>
+    </w:pPr>
+  </w:p>
+</w:hdr>
+</file>
+
+<file path=word/header2.xml><?xml version="1.0" encoding="utf-8"?>
+<w:hdr xmlns:wpc="http://schemas.microsoft.com/office/word/2010/wordprocessingCanvas" xmlns:cx="http://schemas.microsoft.com/office/drawing/2014/chartex" xmlns:cx1="http://schemas.microsoft.com/office/drawing/2015/9/8/chartex" xmlns:cx2="http://schemas.microsoft.com/office/drawing/2015/10/21/chartex" xmlns:cx3="http://schemas.microsoft.com/office/drawing/2016/5/9/chartex" xmlns:cx4="http://schemas.microsoft.com/office/drawing/2016/5/10/chartex" xmlns:cx5="http://schemas.microsoft.com/office/drawing/2016/5/11/chartex" xmlns:cx6="http://schemas.microsoft.com/office/drawing/2016/5/12/chartex" xmlns:cx7="http://schemas.microsoft.com/office/drawing/2016/5/13/chartex" xmlns:cx8="http://schemas.microsoft.com/office/drawing/2016/5/14/chartex" xmlns:mc="http://schemas.openxmlformats.org/markup-compatibility/2006" xmlns:aink="http://schemas.microsoft.com/office/drawing/2016/ink" xmlns:am3d="http://schemas.microsoft.com/office/drawing/2017/model3d" xmlns:o="urn:schemas-microsoft-com:office:office" xmlns:oel="http://schemas.microsoft.com/office/2019/extlst" xmlns:r="http://schemas.openxmlformats.org/officeDocument/2006/relationships" xmlns:m="http://schemas.openxmlformats.org/officeDocument/2006/math" xmlns:v="urn:schemas-microsoft-com:vml" xmlns:wp14="http://schemas.microsoft.com/office/word/2010/wordprocessingDrawing" xmlns:wp="http://schemas.openxmlformats.org/drawingml/2006/wordprocessingDrawing" xmlns:w10="urn:schemas-microsoft-com:office:word" xmlns:w="http://schemas.openxmlformats.org/wordprocessingml/2006/main" xmlns:w14="http://schemas.microsoft.com/office/word/2010/wordml" xmlns:w15="http://schemas.microsoft.com/office/word/2012/wordml" xmlns:w16cex="http://schemas.microsoft.com/office/word/2018/wordml/cex" xmlns:w16cid="http://schemas.microsoft.com/office/word/2016/wordml/cid" xmlns:w16="http://schemas.microsoft.com/office/word/2018/wordml" xmlns:w16du="http://schemas.microsoft.com/office/word/2023/wordml/word16du" xmlns:w16sdtdh="http://schemas.microsoft.com/office/word/2020/wordml/sdtdatahash" xmlns:w16sdtfl="http://schemas.microsoft.com/office/word/2024/wordml/sdtformatlock" xmlns:w16se="http://schemas.microsoft.com/office/word/2015/wordml/symex" xmlns:wpg="http://schemas.microsoft.com/office/word/2010/wordprocessingGroup" xmlns:wpi="http://schemas.microsoft.com/office/word/2010/wordprocessingInk" xmlns:wne="http://schemas.microsoft.com/office/word/2006/wordml" xmlns:wps="http://schemas.microsoft.com/office/word/2010/wordprocessingShape" mc:Ignorable="w14 w15 w16se w16cid w16 w16cex w16sdtdh w16sdtfl w16du wp14">
+  <w:p>
+    <w:pPr>
+      <w:pStyle w:val="Header"/>
+    </w:pPr>
+  </w:p>
+</w:hdr>
+</file>
+
+<file path=word/header3.xml><?xml version="1.0" encoding="utf-8"?>
+<w:hdr xmlns:wpc="http://schemas.microsoft.com/office/word/2010/wordprocessingCanvas" xmlns:cx="http://schemas.microsoft.com/office/drawing/2014/chartex" xmlns:cx1="http://schemas.microsoft.com/office/drawing/2015/9/8/chartex" xmlns:cx2="http://schemas.microsoft.com/office/drawing/2015/10/21/chartex" xmlns:cx3="http://schemas.microsoft.com/office/drawing/2016/5/9/chartex" xmlns:cx4="http://schemas.microsoft.com/office/drawing/2016/5/10/chartex" xmlns:cx5="http://schemas.microsoft.com/office/drawing/2016/5/11/chartex" xmlns:cx6="http://schemas.microsoft.com/office/drawing/2016/5/12/chartex" xmlns:cx7="http://schemas.microsoft.com/office/drawing/2016/5/13/chartex" xmlns:cx8="http://schemas.microsoft.com/office/drawing/2016/5/14/chartex" xmlns:mc="http://schemas.openxmlformats.org/markup-compatibility/2006" xmlns:aink="http://schemas.microsoft.com/office/drawing/2016/ink" xmlns:am3d="http://schemas.microsoft.com/office/drawing/2017/model3d" xmlns:o="urn:schemas-microsoft-com:office:office" xmlns:oel="http://schemas.microsoft.com/office/2019/extlst" xmlns:r="http://schemas.openxmlformats.org/officeDocument/2006/relationships" xmlns:m="http://schemas.openxmlformats.org/officeDocument/2006/math" xmlns:v="urn:schemas-microsoft-com:vml" xmlns:wp14="http://schemas.microsoft.com/office/word/2010/wordprocessingDrawing" xmlns:wp="http://schemas.openxmlformats.org/drawingml/2006/wordprocessingDrawing" xmlns:w10="urn:schemas-microsoft-com:office:word" xmlns:w="http://schemas.openxmlformats.org/wordprocessingml/2006/main" xmlns:w14="http://schemas.microsoft.com/office/word/2010/wordml" xmlns:w15="http://schemas.microsoft.com/office/word/2012/wordml" xmlns:w16cex="http://schemas.microsoft.com/office/word/2018/wordml/cex" xmlns:w16cid="http://schemas.microsoft.com/office/word/2016/wordml/cid" xmlns:w16="http://schemas.microsoft.com/office/word/2018/wordml" xmlns:w16du="http://schemas.microsoft.com/office/word/2023/wordml/word16du" xmlns:w16sdtdh="http://schemas.microsoft.com/office/word/2020/wordml/sdtdatahash" xmlns:w16sdtfl="http://schemas.microsoft.com/office/word/2024/wordml/sdtformatlock" xmlns:w16se="http://schemas.microsoft.com/office/word/2015/wordml/symex" xmlns:wpg="http://schemas.microsoft.com/office/word/2010/wordprocessingGroup" xmlns:wpi="http://schemas.microsoft.com/office/word/2010/wordprocessingInk" xmlns:wne="http://schemas.microsoft.com/office/word/2006/wordml" xmlns:wps="http://schemas.microsoft.com/office/word/2010/wordprocessingShape" mc:Ignorable="w14 w15 w16se w16cid w16 w16cex w16sdtdh w16sdtfl w16du wp14">
+  <w:p>
+    <w:pPr>
+      <w:pStyle w:val="Header"/>
+    </w:pPr>
+  </w:p>
+</w:hdr>
 </file>
 
 <file path=word/numbering.xml><?xml version="1.0" encoding="utf-8"?>
@@ -5260,6 +5725,77 @@
       <w:szCs w:val="26"/>
     </w:rPr>
   </w:style>
+  <w:style w:type="character" w:styleId="Hyperlink">
+    <w:name w:val="Hyperlink"/>
+    <w:basedOn w:val="DefaultParagraphFont"/>
+    <w:uiPriority w:val="99"/>
+    <w:unhideWhenUsed/>
+    <w:rsid w:val="009E6A17"/>
+    <w:rPr>
+      <w:color w:val="0000FF" w:themeColor="hyperlink"/>
+      <w:u w:val="single"/>
+    </w:rPr>
+  </w:style>
+  <w:style w:type="character" w:styleId="UnresolvedMention">
+    <w:name w:val="Unresolved Mention"/>
+    <w:basedOn w:val="DefaultParagraphFont"/>
+    <w:uiPriority w:val="99"/>
+    <w:semiHidden/>
+    <w:unhideWhenUsed/>
+    <w:rsid w:val="009E6A17"/>
+    <w:rPr>
+      <w:color w:val="605E5C"/>
+      <w:shd w:val="clear" w:color="auto" w:fill="E1DFDD"/>
+    </w:rPr>
+  </w:style>
+  <w:style w:type="paragraph" w:styleId="Header">
+    <w:name w:val="header"/>
+    <w:basedOn w:val="Normal"/>
+    <w:link w:val="HeaderChar"/>
+    <w:uiPriority w:val="99"/>
+    <w:unhideWhenUsed/>
+    <w:rsid w:val="009E6A17"/>
+    <w:pPr>
+      <w:tabs>
+        <w:tab w:val="center" w:pos="4680"/>
+        <w:tab w:val="right" w:pos="9360"/>
+      </w:tabs>
+    </w:pPr>
+  </w:style>
+  <w:style w:type="character" w:customStyle="1" w:styleId="HeaderChar">
+    <w:name w:val="Header Char"/>
+    <w:basedOn w:val="DefaultParagraphFont"/>
+    <w:link w:val="Header"/>
+    <w:uiPriority w:val="99"/>
+    <w:rsid w:val="009E6A17"/>
+    <w:rPr>
+      <w:rFonts w:ascii="Palatino Linotype" w:eastAsia="Palatino Linotype" w:hAnsi="Palatino Linotype" w:cs="Palatino Linotype"/>
+    </w:rPr>
+  </w:style>
+  <w:style w:type="paragraph" w:styleId="Footer">
+    <w:name w:val="footer"/>
+    <w:basedOn w:val="Normal"/>
+    <w:link w:val="FooterChar"/>
+    <w:uiPriority w:val="99"/>
+    <w:unhideWhenUsed/>
+    <w:rsid w:val="009E6A17"/>
+    <w:pPr>
+      <w:tabs>
+        <w:tab w:val="center" w:pos="4680"/>
+        <w:tab w:val="right" w:pos="9360"/>
+      </w:tabs>
+    </w:pPr>
+  </w:style>
+  <w:style w:type="character" w:customStyle="1" w:styleId="FooterChar">
+    <w:name w:val="Footer Char"/>
+    <w:basedOn w:val="DefaultParagraphFont"/>
+    <w:link w:val="Footer"/>
+    <w:uiPriority w:val="99"/>
+    <w:rsid w:val="009E6A17"/>
+    <w:rPr>
+      <w:rFonts w:ascii="Palatino Linotype" w:eastAsia="Palatino Linotype" w:hAnsi="Palatino Linotype" w:cs="Palatino Linotype"/>
+    </w:rPr>
+  </w:style>
 </w:styles>
 </file>
 

--- a/resumes/SaaS_resume.docx
+++ b/resumes/SaaS_resume.docx
@@ -135,7 +135,40 @@
             <w:rFonts w:ascii="Aptos Display" w:hAnsi="Aptos Display" w:cs="Times New Roman"/>
             <w:w w:val="105"/>
           </w:rPr>
-          <w:t>capture456@outlook.com</w:t>
+          <w:t>compute456@outlook.com</w:t>
+        </w:r>
+      </w:hyperlink>
+      <w:r>
+        <w:rPr>
+          <w:rFonts w:ascii="Aptos Display" w:hAnsi="Aptos Display" w:cs="Times New Roman"/>
+          <w:spacing w:val="47"/>
+          <w:w w:val="105"/>
+        </w:rPr>
+        <w:t xml:space="preserve"> </w:t>
+      </w:r>
+      <w:r>
+        <w:rPr>
+          <w:rFonts w:ascii="Aptos Display" w:hAnsi="Aptos Display" w:cs="Times New Roman"/>
+          <w:w w:val="105"/>
+        </w:rPr>
+        <w:t>•</w:t>
+      </w:r>
+      <w:r>
+        <w:rPr>
+          <w:rFonts w:ascii="Aptos Display" w:hAnsi="Aptos Display" w:cs="Times New Roman"/>
+          <w:spacing w:val="46"/>
+          <w:w w:val="105"/>
+        </w:rPr>
+        <w:t xml:space="preserve"> </w:t>
+      </w:r>
+      <w:hyperlink r:id="rId9" w:history="1">
+        <w:r>
+          <w:rPr>
+            <w:rStyle w:val="Hyperlink"/>
+            <w:rFonts w:ascii="Aptos Display" w:hAnsi="Aptos Display" w:cs="Times New Roman"/>
+            <w:w w:val="105"/>
+          </w:rPr>
+          <w:t>https://david.simplifai.team</w:t>
         </w:r>
       </w:hyperlink>
       <w:r>
@@ -256,7 +289,25 @@
           <w:sz w:val="24"/>
           <w:szCs w:val="24"/>
         </w:rPr>
-        <w:t>Senior software and platform engineer with 20+ years of experience designing and building scalable, multi-tenant SaaS and enterprise integration systems. Strong background in backend-focused full stack development using C#/.NET, RESTful APIs, and event-driven architectures across distributed systems.</w:t>
+        <w:t xml:space="preserve">Senior software and platform engineer with 20+ years of </w:t>
+      </w:r>
+      <w:proofErr w:type="gramStart"/>
+      <w:r>
+        <w:rPr>
+          <w:rFonts w:ascii="Aptos Display" w:eastAsia="Times New Roman" w:hAnsi="Aptos Display" w:cs="Times New Roman"/>
+          <w:sz w:val="24"/>
+          <w:szCs w:val="24"/>
+        </w:rPr>
+        <w:t>experience</w:t>
+      </w:r>
+      <w:proofErr w:type="gramEnd"/>
+      <w:r>
+        <w:rPr>
+          <w:rFonts w:ascii="Aptos Display" w:eastAsia="Times New Roman" w:hAnsi="Aptos Display" w:cs="Times New Roman"/>
+          <w:sz w:val="24"/>
+          <w:szCs w:val="24"/>
+        </w:rPr>
+        <w:t xml:space="preserve"> designing and building scalable, multi-tenant SaaS and enterprise integration systems. Strong background in backend-focused full stack development using C#/.NET, RESTful APIs, and event-driven architectures across distributed systems.</w:t>
       </w:r>
     </w:p>
     <w:p>
@@ -2075,12 +2126,7 @@
       </w:pPr>
     </w:p>
     <w:sectPr>
-      <w:headerReference w:type="even" r:id="rId9"/>
-      <w:headerReference w:type="default" r:id="rId10"/>
-      <w:footerReference w:type="even" r:id="rId11"/>
-      <w:footerReference w:type="default" r:id="rId12"/>
-      <w:headerReference w:type="first" r:id="rId13"/>
-      <w:footerReference w:type="first" r:id="rId14"/>
+      <w:footerReference w:type="default" r:id="rId10"/>
       <w:type w:val="continuous"/>
       <w:pgSz w:w="12240" w:h="15840"/>
       <w:pgMar w:top="980" w:right="720" w:bottom="700" w:left="720" w:header="0" w:footer="507" w:gutter="0"/>
@@ -2114,16 +2160,6 @@
   <w:p>
     <w:pPr>
       <w:pStyle w:val="Footer"/>
-    </w:pPr>
-  </w:p>
-</w:ftr>
-</file>
-
-<file path=word/footer2.xml><?xml version="1.0" encoding="utf-8"?>
-<w:ftr xmlns:wpc="http://schemas.microsoft.com/office/word/2010/wordprocessingCanvas" xmlns:cx="http://schemas.microsoft.com/office/drawing/2014/chartex" xmlns:cx1="http://schemas.microsoft.com/office/drawing/2015/9/8/chartex" xmlns:cx2="http://schemas.microsoft.com/office/drawing/2015/10/21/chartex" xmlns:cx3="http://schemas.microsoft.com/office/drawing/2016/5/9/chartex" xmlns:cx4="http://schemas.microsoft.com/office/drawing/2016/5/10/chartex" xmlns:cx5="http://schemas.microsoft.com/office/drawing/2016/5/11/chartex" xmlns:cx6="http://schemas.microsoft.com/office/drawing/2016/5/12/chartex" xmlns:cx7="http://schemas.microsoft.com/office/drawing/2016/5/13/chartex" xmlns:cx8="http://schemas.microsoft.com/office/drawing/2016/5/14/chartex" xmlns:mc="http://schemas.openxmlformats.org/markup-compatibility/2006" xmlns:aink="http://schemas.microsoft.com/office/drawing/2016/ink" xmlns:am3d="http://schemas.microsoft.com/office/drawing/2017/model3d" xmlns:o="urn:schemas-microsoft-com:office:office" xmlns:oel="http://schemas.microsoft.com/office/2019/extlst" xmlns:r="http://schemas.openxmlformats.org/officeDocument/2006/relationships" xmlns:m="http://schemas.openxmlformats.org/officeDocument/2006/math" xmlns:v="urn:schemas-microsoft-com:vml" xmlns:wp14="http://schemas.microsoft.com/office/word/2010/wordprocessingDrawing" xmlns:wp="http://schemas.openxmlformats.org/drawingml/2006/wordprocessingDrawing" xmlns:w10="urn:schemas-microsoft-com:office:word" xmlns:w="http://schemas.openxmlformats.org/wordprocessingml/2006/main" xmlns:w14="http://schemas.microsoft.com/office/word/2010/wordml" xmlns:w15="http://schemas.microsoft.com/office/word/2012/wordml" xmlns:w16cex="http://schemas.microsoft.com/office/word/2018/wordml/cex" xmlns:w16cid="http://schemas.microsoft.com/office/word/2016/wordml/cid" xmlns:w16="http://schemas.microsoft.com/office/word/2018/wordml" xmlns:w16du="http://schemas.microsoft.com/office/word/2023/wordml/word16du" xmlns:w16sdtdh="http://schemas.microsoft.com/office/word/2020/wordml/sdtdatahash" xmlns:w16sdtfl="http://schemas.microsoft.com/office/word/2024/wordml/sdtformatlock" xmlns:w16se="http://schemas.microsoft.com/office/word/2015/wordml/symex" xmlns:wpg="http://schemas.microsoft.com/office/word/2010/wordprocessingGroup" xmlns:wpi="http://schemas.microsoft.com/office/word/2010/wordprocessingInk" xmlns:wne="http://schemas.microsoft.com/office/word/2006/wordml" xmlns:wps="http://schemas.microsoft.com/office/word/2010/wordprocessingShape" mc:Ignorable="w14 w15 w16se w16cid w16 w16cex w16sdtdh w16sdtfl w16du wp14">
-  <w:p>
-    <w:pPr>
-      <w:pStyle w:val="Footer"/>
       <w:pBdr>
         <w:bottom w:val="single" w:sz="6" w:space="1" w:color="auto"/>
       </w:pBdr>
@@ -2168,7 +2204,54 @@
           <w:rStyle w:val="Hyperlink"/>
           <w:rFonts w:ascii="Aptos Display" w:hAnsi="Aptos Display"/>
         </w:rPr>
-        <w:t>capture456@outlook.com</w:t>
+        <w:t>c</w:t>
+      </w:r>
+      <w:r>
+        <w:rPr>
+          <w:rStyle w:val="Hyperlink"/>
+          <w:rFonts w:ascii="Aptos Display" w:hAnsi="Aptos Display"/>
+        </w:rPr>
+        <w:t>ompute</w:t>
+      </w:r>
+      <w:r>
+        <w:rPr>
+          <w:rStyle w:val="Hyperlink"/>
+          <w:rFonts w:ascii="Aptos Display" w:hAnsi="Aptos Display"/>
+        </w:rPr>
+        <w:t>456@outlook.com</w:t>
+      </w:r>
+    </w:hyperlink>
+    <w:r>
+      <w:rPr>
+        <w:rFonts w:ascii="Aptos Display" w:hAnsi="Aptos Display" w:cs="Times New Roman"/>
+        <w:spacing w:val="47"/>
+        <w:w w:val="105"/>
+      </w:rPr>
+      <w:t xml:space="preserve"> </w:t>
+    </w:r>
+    <w:r>
+      <w:rPr>
+        <w:rFonts w:ascii="Aptos Display" w:hAnsi="Aptos Display" w:cs="Times New Roman"/>
+        <w:w w:val="105"/>
+      </w:rPr>
+      <w:t>•</w:t>
+    </w:r>
+    <w:r>
+      <w:rPr>
+        <w:rFonts w:ascii="Aptos Display" w:hAnsi="Aptos Display" w:cs="Times New Roman"/>
+        <w:spacing w:val="46"/>
+        <w:w w:val="105"/>
+      </w:rPr>
+      <w:t xml:space="preserve"> </w:t>
+    </w:r>
+    <w:hyperlink r:id="rId2" w:history="1">
+      <w:r>
+        <w:rPr>
+          <w:rStyle w:val="Hyperlink"/>
+          <w:rFonts w:ascii="Aptos Display" w:hAnsi="Aptos Display" w:cs="Times New Roman"/>
+          <w:w w:val="105"/>
+        </w:rPr>
+        <w:t>https://david.simplifai.team</w:t>
       </w:r>
     </w:hyperlink>
     <w:r>
@@ -2368,16 +2451,6 @@
 </w:ftr>
 </file>
 
-<file path=word/footer3.xml><?xml version="1.0" encoding="utf-8"?>
-<w:ftr xmlns:wpc="http://schemas.microsoft.com/office/word/2010/wordprocessingCanvas" xmlns:cx="http://schemas.microsoft.com/office/drawing/2014/chartex" xmlns:cx1="http://schemas.microsoft.com/office/drawing/2015/9/8/chartex" xmlns:cx2="http://schemas.microsoft.com/office/drawing/2015/10/21/chartex" xmlns:cx3="http://schemas.microsoft.com/office/drawing/2016/5/9/chartex" xmlns:cx4="http://schemas.microsoft.com/office/drawing/2016/5/10/chartex" xmlns:cx5="http://schemas.microsoft.com/office/drawing/2016/5/11/chartex" xmlns:cx6="http://schemas.microsoft.com/office/drawing/2016/5/12/chartex" xmlns:cx7="http://schemas.microsoft.com/office/drawing/2016/5/13/chartex" xmlns:cx8="http://schemas.microsoft.com/office/drawing/2016/5/14/chartex" xmlns:mc="http://schemas.openxmlformats.org/markup-compatibility/2006" xmlns:aink="http://schemas.microsoft.com/office/drawing/2016/ink" xmlns:am3d="http://schemas.microsoft.com/office/drawing/2017/model3d" xmlns:o="urn:schemas-microsoft-com:office:office" xmlns:oel="http://schemas.microsoft.com/office/2019/extlst" xmlns:r="http://schemas.openxmlformats.org/officeDocument/2006/relationships" xmlns:m="http://schemas.openxmlformats.org/officeDocument/2006/math" xmlns:v="urn:schemas-microsoft-com:vml" xmlns:wp14="http://schemas.microsoft.com/office/word/2010/wordprocessingDrawing" xmlns:wp="http://schemas.openxmlformats.org/drawingml/2006/wordprocessingDrawing" xmlns:w10="urn:schemas-microsoft-com:office:word" xmlns:w="http://schemas.openxmlformats.org/wordprocessingml/2006/main" xmlns:w14="http://schemas.microsoft.com/office/word/2010/wordml" xmlns:w15="http://schemas.microsoft.com/office/word/2012/wordml" xmlns:w16cex="http://schemas.microsoft.com/office/word/2018/wordml/cex" xmlns:w16cid="http://schemas.microsoft.com/office/word/2016/wordml/cid" xmlns:w16="http://schemas.microsoft.com/office/word/2018/wordml" xmlns:w16du="http://schemas.microsoft.com/office/word/2023/wordml/word16du" xmlns:w16sdtdh="http://schemas.microsoft.com/office/word/2020/wordml/sdtdatahash" xmlns:w16sdtfl="http://schemas.microsoft.com/office/word/2024/wordml/sdtformatlock" xmlns:w16se="http://schemas.microsoft.com/office/word/2015/wordml/symex" xmlns:wpg="http://schemas.microsoft.com/office/word/2010/wordprocessingGroup" xmlns:wpi="http://schemas.microsoft.com/office/word/2010/wordprocessingInk" xmlns:wne="http://schemas.microsoft.com/office/word/2006/wordml" xmlns:wps="http://schemas.microsoft.com/office/word/2010/wordprocessingShape" mc:Ignorable="w14 w15 w16se w16cid w16 w16cex w16sdtdh w16sdtfl w16du wp14">
-  <w:p>
-    <w:pPr>
-      <w:pStyle w:val="Footer"/>
-    </w:pPr>
-  </w:p>
-</w:ftr>
-</file>
-
 <file path=word/footnotes.xml><?xml version="1.0" encoding="utf-8"?>
 <w:footnotes xmlns:wpc="http://schemas.microsoft.com/office/word/2010/wordprocessingCanvas" xmlns:cx="http://schemas.microsoft.com/office/drawing/2014/chartex" xmlns:cx1="http://schemas.microsoft.com/office/drawing/2015/9/8/chartex" xmlns:cx2="http://schemas.microsoft.com/office/drawing/2015/10/21/chartex" xmlns:cx3="http://schemas.microsoft.com/office/drawing/2016/5/9/chartex" xmlns:cx4="http://schemas.microsoft.com/office/drawing/2016/5/10/chartex" xmlns:cx5="http://schemas.microsoft.com/office/drawing/2016/5/11/chartex" xmlns:cx6="http://schemas.microsoft.com/office/drawing/2016/5/12/chartex" xmlns:cx7="http://schemas.microsoft.com/office/drawing/2016/5/13/chartex" xmlns:cx8="http://schemas.microsoft.com/office/drawing/2016/5/14/chartex" xmlns:mc="http://schemas.openxmlformats.org/markup-compatibility/2006" xmlns:aink="http://schemas.microsoft.com/office/drawing/2016/ink" xmlns:am3d="http://schemas.microsoft.com/office/drawing/2017/model3d" xmlns:o="urn:schemas-microsoft-com:office:office" xmlns:oel="http://schemas.microsoft.com/office/2019/extlst" xmlns:r="http://schemas.openxmlformats.org/officeDocument/2006/relationships" xmlns:m="http://schemas.openxmlformats.org/officeDocument/2006/math" xmlns:v="urn:schemas-microsoft-com:vml" xmlns:wp14="http://schemas.microsoft.com/office/word/2010/wordprocessingDrawing" xmlns:wp="http://schemas.openxmlformats.org/drawingml/2006/wordprocessingDrawing" xmlns:w10="urn:schemas-microsoft-com:office:word" xmlns:w="http://schemas.openxmlformats.org/wordprocessingml/2006/main" xmlns:w14="http://schemas.microsoft.com/office/word/2010/wordml" xmlns:w15="http://schemas.microsoft.com/office/word/2012/wordml" xmlns:w16cex="http://schemas.microsoft.com/office/word/2018/wordml/cex" xmlns:w16cid="http://schemas.microsoft.com/office/word/2016/wordml/cid" xmlns:w16="http://schemas.microsoft.com/office/word/2018/wordml" xmlns:w16du="http://schemas.microsoft.com/office/word/2023/wordml/word16du" xmlns:w16sdtdh="http://schemas.microsoft.com/office/word/2020/wordml/sdtdatahash" xmlns:w16sdtfl="http://schemas.microsoft.com/office/word/2024/wordml/sdtformatlock" xmlns:w16se="http://schemas.microsoft.com/office/word/2015/wordml/symex" xmlns:wpg="http://schemas.microsoft.com/office/word/2010/wordprocessingGroup" xmlns:wpi="http://schemas.microsoft.com/office/word/2010/wordprocessingInk" xmlns:wne="http://schemas.microsoft.com/office/word/2006/wordml" xmlns:wps="http://schemas.microsoft.com/office/word/2010/wordprocessingShape" mc:Ignorable="w14 w15 w16se w16cid w16 w16cex w16sdtdh w16sdtfl w16du wp14">
   <w:footnote w:type="separator" w:id="-1">
@@ -2395,36 +2468,6 @@
     </w:p>
   </w:footnote>
 </w:footnotes>
-</file>
-
-<file path=word/header1.xml><?xml version="1.0" encoding="utf-8"?>
-<w:hdr xmlns:wpc="http://schemas.microsoft.com/office/word/2010/wordprocessingCanvas" xmlns:cx="http://schemas.microsoft.com/office/drawing/2014/chartex" xmlns:cx1="http://schemas.microsoft.com/office/drawing/2015/9/8/chartex" xmlns:cx2="http://schemas.microsoft.com/office/drawing/2015/10/21/chartex" xmlns:cx3="http://schemas.microsoft.com/office/drawing/2016/5/9/chartex" xmlns:cx4="http://schemas.microsoft.com/office/drawing/2016/5/10/chartex" xmlns:cx5="http://schemas.microsoft.com/office/drawing/2016/5/11/chartex" xmlns:cx6="http://schemas.microsoft.com/office/drawing/2016/5/12/chartex" xmlns:cx7="http://schemas.microsoft.com/office/drawing/2016/5/13/chartex" xmlns:cx8="http://schemas.microsoft.com/office/drawing/2016/5/14/chartex" xmlns:mc="http://schemas.openxmlformats.org/markup-compatibility/2006" xmlns:aink="http://schemas.microsoft.com/office/drawing/2016/ink" xmlns:am3d="http://schemas.microsoft.com/office/drawing/2017/model3d" xmlns:o="urn:schemas-microsoft-com:office:office" xmlns:oel="http://schemas.microsoft.com/office/2019/extlst" xmlns:r="http://schemas.openxmlformats.org/officeDocument/2006/relationships" xmlns:m="http://schemas.openxmlformats.org/officeDocument/2006/math" xmlns:v="urn:schemas-microsoft-com:vml" xmlns:wp14="http://schemas.microsoft.com/office/word/2010/wordprocessingDrawing" xmlns:wp="http://schemas.openxmlformats.org/drawingml/2006/wordprocessingDrawing" xmlns:w10="urn:schemas-microsoft-com:office:word" xmlns:w="http://schemas.openxmlformats.org/wordprocessingml/2006/main" xmlns:w14="http://schemas.microsoft.com/office/word/2010/wordml" xmlns:w15="http://schemas.microsoft.com/office/word/2012/wordml" xmlns:w16cex="http://schemas.microsoft.com/office/word/2018/wordml/cex" xmlns:w16cid="http://schemas.microsoft.com/office/word/2016/wordml/cid" xmlns:w16="http://schemas.microsoft.com/office/word/2018/wordml" xmlns:w16du="http://schemas.microsoft.com/office/word/2023/wordml/word16du" xmlns:w16sdtdh="http://schemas.microsoft.com/office/word/2020/wordml/sdtdatahash" xmlns:w16sdtfl="http://schemas.microsoft.com/office/word/2024/wordml/sdtformatlock" xmlns:w16se="http://schemas.microsoft.com/office/word/2015/wordml/symex" xmlns:wpg="http://schemas.microsoft.com/office/word/2010/wordprocessingGroup" xmlns:wpi="http://schemas.microsoft.com/office/word/2010/wordprocessingInk" xmlns:wne="http://schemas.microsoft.com/office/word/2006/wordml" xmlns:wps="http://schemas.microsoft.com/office/word/2010/wordprocessingShape" mc:Ignorable="w14 w15 w16se w16cid w16 w16cex w16sdtdh w16sdtfl w16du wp14">
-  <w:p>
-    <w:pPr>
-      <w:pStyle w:val="Header"/>
-    </w:pPr>
-  </w:p>
-</w:hdr>
-</file>
-
-<file path=word/header2.xml><?xml version="1.0" encoding="utf-8"?>
-<w:hdr xmlns:wpc="http://schemas.microsoft.com/office/word/2010/wordprocessingCanvas" xmlns:cx="http://schemas.microsoft.com/office/drawing/2014/chartex" xmlns:cx1="http://schemas.microsoft.com/office/drawing/2015/9/8/chartex" xmlns:cx2="http://schemas.microsoft.com/office/drawing/2015/10/21/chartex" xmlns:cx3="http://schemas.microsoft.com/office/drawing/2016/5/9/chartex" xmlns:cx4="http://schemas.microsoft.com/office/drawing/2016/5/10/chartex" xmlns:cx5="http://schemas.microsoft.com/office/drawing/2016/5/11/chartex" xmlns:cx6="http://schemas.microsoft.com/office/drawing/2016/5/12/chartex" xmlns:cx7="http://schemas.microsoft.com/office/drawing/2016/5/13/chartex" xmlns:cx8="http://schemas.microsoft.com/office/drawing/2016/5/14/chartex" xmlns:mc="http://schemas.openxmlformats.org/markup-compatibility/2006" xmlns:aink="http://schemas.microsoft.com/office/drawing/2016/ink" xmlns:am3d="http://schemas.microsoft.com/office/drawing/2017/model3d" xmlns:o="urn:schemas-microsoft-com:office:office" xmlns:oel="http://schemas.microsoft.com/office/2019/extlst" xmlns:r="http://schemas.openxmlformats.org/officeDocument/2006/relationships" xmlns:m="http://schemas.openxmlformats.org/officeDocument/2006/math" xmlns:v="urn:schemas-microsoft-com:vml" xmlns:wp14="http://schemas.microsoft.com/office/word/2010/wordprocessingDrawing" xmlns:wp="http://schemas.openxmlformats.org/drawingml/2006/wordprocessingDrawing" xmlns:w10="urn:schemas-microsoft-com:office:word" xmlns:w="http://schemas.openxmlformats.org/wordprocessingml/2006/main" xmlns:w14="http://schemas.microsoft.com/office/word/2010/wordml" xmlns:w15="http://schemas.microsoft.com/office/word/2012/wordml" xmlns:w16cex="http://schemas.microsoft.com/office/word/2018/wordml/cex" xmlns:w16cid="http://schemas.microsoft.com/office/word/2016/wordml/cid" xmlns:w16="http://schemas.microsoft.com/office/word/2018/wordml" xmlns:w16du="http://schemas.microsoft.com/office/word/2023/wordml/word16du" xmlns:w16sdtdh="http://schemas.microsoft.com/office/word/2020/wordml/sdtdatahash" xmlns:w16sdtfl="http://schemas.microsoft.com/office/word/2024/wordml/sdtformatlock" xmlns:w16se="http://schemas.microsoft.com/office/word/2015/wordml/symex" xmlns:wpg="http://schemas.microsoft.com/office/word/2010/wordprocessingGroup" xmlns:wpi="http://schemas.microsoft.com/office/word/2010/wordprocessingInk" xmlns:wne="http://schemas.microsoft.com/office/word/2006/wordml" xmlns:wps="http://schemas.microsoft.com/office/word/2010/wordprocessingShape" mc:Ignorable="w14 w15 w16se w16cid w16 w16cex w16sdtdh w16sdtfl w16du wp14">
-  <w:p>
-    <w:pPr>
-      <w:pStyle w:val="Header"/>
-    </w:pPr>
-  </w:p>
-</w:hdr>
-</file>
-
-<file path=word/header3.xml><?xml version="1.0" encoding="utf-8"?>
-<w:hdr xmlns:wpc="http://schemas.microsoft.com/office/word/2010/wordprocessingCanvas" xmlns:cx="http://schemas.microsoft.com/office/drawing/2014/chartex" xmlns:cx1="http://schemas.microsoft.com/office/drawing/2015/9/8/chartex" xmlns:cx2="http://schemas.microsoft.com/office/drawing/2015/10/21/chartex" xmlns:cx3="http://schemas.microsoft.com/office/drawing/2016/5/9/chartex" xmlns:cx4="http://schemas.microsoft.com/office/drawing/2016/5/10/chartex" xmlns:cx5="http://schemas.microsoft.com/office/drawing/2016/5/11/chartex" xmlns:cx6="http://schemas.microsoft.com/office/drawing/2016/5/12/chartex" xmlns:cx7="http://schemas.microsoft.com/office/drawing/2016/5/13/chartex" xmlns:cx8="http://schemas.microsoft.com/office/drawing/2016/5/14/chartex" xmlns:mc="http://schemas.openxmlformats.org/markup-compatibility/2006" xmlns:aink="http://schemas.microsoft.com/office/drawing/2016/ink" xmlns:am3d="http://schemas.microsoft.com/office/drawing/2017/model3d" xmlns:o="urn:schemas-microsoft-com:office:office" xmlns:oel="http://schemas.microsoft.com/office/2019/extlst" xmlns:r="http://schemas.openxmlformats.org/officeDocument/2006/relationships" xmlns:m="http://schemas.openxmlformats.org/officeDocument/2006/math" xmlns:v="urn:schemas-microsoft-com:vml" xmlns:wp14="http://schemas.microsoft.com/office/word/2010/wordprocessingDrawing" xmlns:wp="http://schemas.openxmlformats.org/drawingml/2006/wordprocessingDrawing" xmlns:w10="urn:schemas-microsoft-com:office:word" xmlns:w="http://schemas.openxmlformats.org/wordprocessingml/2006/main" xmlns:w14="http://schemas.microsoft.com/office/word/2010/wordml" xmlns:w15="http://schemas.microsoft.com/office/word/2012/wordml" xmlns:w16cex="http://schemas.microsoft.com/office/word/2018/wordml/cex" xmlns:w16cid="http://schemas.microsoft.com/office/word/2016/wordml/cid" xmlns:w16="http://schemas.microsoft.com/office/word/2018/wordml" xmlns:w16du="http://schemas.microsoft.com/office/word/2023/wordml/word16du" xmlns:w16sdtdh="http://schemas.microsoft.com/office/word/2020/wordml/sdtdatahash" xmlns:w16sdtfl="http://schemas.microsoft.com/office/word/2024/wordml/sdtformatlock" xmlns:w16se="http://schemas.microsoft.com/office/word/2015/wordml/symex" xmlns:wpg="http://schemas.microsoft.com/office/word/2010/wordprocessingGroup" xmlns:wpi="http://schemas.microsoft.com/office/word/2010/wordprocessingInk" xmlns:wne="http://schemas.microsoft.com/office/word/2006/wordml" xmlns:wps="http://schemas.microsoft.com/office/word/2010/wordprocessingShape" mc:Ignorable="w14 w15 w16se w16cid w16 w16cex w16sdtdh w16sdtfl w16du wp14">
-  <w:p>
-    <w:pPr>
-      <w:pStyle w:val="Header"/>
-    </w:pPr>
-  </w:p>
-</w:hdr>
 </file>
 
 <file path=word/numbering.xml><?xml version="1.0" encoding="utf-8"?>
